--- a/Results/table4.genustypes.docx
+++ b/Results/table4.genustypes.docx
@@ -17,15 +17,14 @@
         <w:tblLook w:firstRow="1" w:lastRow="0" w:firstColumn="0" w:lastColumn="0" w:noHBand="0" w:noVBand="1"/>
       </w:tblPr>
       <w:tblGrid>
-        <w:gridCol w:w="1938"/>
-        <w:gridCol w:w="4911"/>
+        <w:gridCol w:w="2012"/>
+        <w:gridCol w:w="9025"/>
       </w:tblGrid>
       <w:tr>
         <w:trPr>
-          <w:trHeight w:val="456" w:hRule="auto"/>
+          <w:trHeight w:val="518" w:hRule="auto"/>
           <w:tblHeader/>
         </w:trPr>
-        header 1
         <w:tc>
           <w:tcPr>
             <w:gridSpan w:val="2"/>
@@ -42,7 +41,7 @@
               <w:left w:w="0" w:type="dxa"/>
               <w:right w:w="0" w:type="dxa"/>
             </w:tcMar>
-            <w:vAlign w:val="bottom"/>
+            <w:vAlign w:val="center"/>
           </w:tcPr>
           <w:p>
             <w:pPr>
@@ -61,6 +60,7 @@
                 <w:i w:val="false"/>
                 <w:b w:val="true"/>
                 <w:u w:val="none"/>
+                <w:strike w:val="false"/>
                 <w:sz w:val="22"/>
                 <w:szCs w:val="22"/>
                 <w:color w:val="666666"/>
@@ -72,6 +72,7 @@
                 <w:i w:val="false"/>
                 <w:b w:val="true"/>
                 <w:u w:val="none"/>
+                <w:strike w:val="false"/>
                 <w:sz w:val="22"/>
                 <w:szCs w:val="22"/>
                 <w:color w:val="666666"/>
@@ -83,10 +84,9 @@
       </w:tr>
       <w:tr>
         <w:trPr>
-          <w:trHeight w:val="456" w:hRule="auto"/>
+          <w:trHeight w:val="518" w:hRule="auto"/>
           <w:tblHeader/>
         </w:trPr>
-        header 2
         <w:tc>
           <w:tcPr>
             <w:gridSpan w:val="2"/>
@@ -103,7 +103,7 @@
               <w:left w:w="0" w:type="dxa"/>
               <w:right w:w="0" w:type="dxa"/>
             </w:tcMar>
-            <w:vAlign w:val="bottom"/>
+            <w:vAlign w:val="center"/>
           </w:tcPr>
           <w:p>
             <w:pPr>
@@ -122,6 +122,7 @@
                 <w:i w:val="false"/>
                 <w:b w:val="false"/>
                 <w:u w:val="none"/>
+                <w:strike w:val="false"/>
                 <w:sz w:val="22"/>
                 <w:szCs w:val="22"/>
                 <w:color w:val="666666"/>
@@ -133,79 +134,25 @@
                 <w:i w:val="false"/>
                 <w:b w:val="false"/>
                 <w:u w:val="none"/>
-                <w:sz w:val="22"/>
-                <w:szCs w:val="22"/>
-                <w:color w:val="666666"/>
-              </w:rPr>
-              <w:t xml:space="preserve">Genera of Asterophryinae and their type species.</w:t>
+                <w:strike w:val="false"/>
+                <w:sz w:val="22"/>
+                <w:szCs w:val="22"/>
+                <w:color w:val="666666"/>
+              </w:rPr>
+              <w:t xml:space="preserve">Genus-level clades of Asterophryinae and their internal specifiers (type species or proxies).</w:t>
             </w:r>
           </w:p>
         </w:tc>
       </w:tr>
       <w:tr>
         <w:trPr>
-          <w:trHeight w:val="456" w:hRule="auto"/>
+          <w:trHeight w:val="518" w:hRule="auto"/>
           <w:tblHeader/>
         </w:trPr>
-        header 3
-        <w:tc>
-          <w:tcPr>
-            <w:vMerge w:val="restart"/>
-            <w:tcBorders>
-              <w:bottom w:val="single" w:sz="12" w:space="0" w:color="666666"/>
-              <w:top w:val="single" w:sz="8" w:space="0" w:color="000000"/>
-              <w:left w:val="none" w:sz="0" w:space="0" w:color="000000"/>
-              <w:right w:val="none" w:sz="0" w:space="0" w:color="000000"/>
-            </w:tcBorders>
-            <w:shd w:val="clear" w:color="auto" w:fill="FFFFFF"/>
-            <w:tcMar>
-              <w:top w:w="0" w:type="dxa"/>
-              <w:bottom w:w="0" w:type="dxa"/>
-              <w:left w:w="0" w:type="dxa"/>
-              <w:right w:w="0" w:type="dxa"/>
-            </w:tcMar>
-            <w:vAlign w:val="bottom"/>
-          </w:tcPr>
-          <w:p>
-            <w:pPr>
-              <w:pStyle w:val="Normal"/>
-              <w:jc w:val="left"/>
-              <w:pBdr>
-                <w:bottom w:val="none" w:sz="0" w:space="0" w:color="000000"/>
-                <w:top w:val="none" w:sz="0" w:space="0" w:color="000000"/>
-                <w:left w:val="none" w:sz="0" w:space="0" w:color="000000"/>
-                <w:right w:val="none" w:sz="0" w:space="0" w:color="000000"/>
-              </w:pBdr>
-              <w:spacing w:after="40" w:before="40" w:line="240"/>
-              <w:ind w:left="40" w:right="40" w:firstLine="0" w:firstLineChars="0"/>
-              <w:rPr>
-                <w:rFonts w:ascii="Helvetica" w:hAnsi="Helvetica" w:eastAsia="Helvetica" w:cs="Helvetica"/>
-                <w:i w:val="false"/>
-                <w:b w:val="false"/>
-                <w:u w:val="none"/>
-                <w:sz w:val="22"/>
-                <w:szCs w:val="22"/>
-                <w:color w:val="666666"/>
-              </w:rPr>
-            </w:pPr>
-            <w:r>
-              <w:rPr>
-                <w:rFonts w:ascii="Helvetica" w:hAnsi="Helvetica" w:eastAsia="Helvetica" w:cs="Helvetica"/>
-                <w:i w:val="false"/>
-                <w:b w:val="false"/>
-                <w:u w:val="none"/>
-                <w:sz w:val="22"/>
-                <w:szCs w:val="22"/>
-                <w:color w:val="666666"/>
-              </w:rPr>
-              <w:t xml:space="preserve">Genus</w:t>
-            </w:r>
-          </w:p>
-        </w:tc>
         <w:tc>
           <w:tcPr>
             <w:tcBorders>
-              <w:bottom w:val="none" w:sz="0" w:space="0" w:color="666666"/>
+              <w:bottom w:val="single" w:sz="12" w:space="0" w:color="666666"/>
               <w:top w:val="single" w:sz="8" w:space="0" w:color="000000"/>
               <w:left w:val="none" w:sz="0" w:space="0" w:color="000000"/>
               <w:right w:val="none" w:sz="0" w:space="0" w:color="000000"/>
@@ -236,6 +183,7 @@
                 <w:i w:val="false"/>
                 <w:b w:val="false"/>
                 <w:u w:val="none"/>
+                <w:strike w:val="false"/>
                 <w:sz w:val="22"/>
                 <w:szCs w:val="22"/>
                 <w:color w:val="666666"/>
@@ -247,68 +195,20 @@
                 <w:i w:val="false"/>
                 <w:b w:val="false"/>
                 <w:u w:val="none"/>
-                <w:sz w:val="22"/>
-                <w:szCs w:val="22"/>
-                <w:color w:val="666666"/>
-              </w:rPr>
-              <w:t xml:space="preserve">Type</w:t>
-            </w:r>
-          </w:p>
-        </w:tc>
-      </w:tr>
-      <w:tr>
-        <w:trPr>
-          <w:trHeight w:val="459" w:hRule="auto"/>
-          <w:tblHeader/>
-        </w:trPr>
-        header 4
-        <w:tc>
-          <w:tcPr>
-            <w:vMerge/>
-            <w:tcBorders>
-              <w:bottom w:val="single" w:sz="12" w:space="0" w:color="666666"/>
-              <w:top w:val="single" w:sz="12" w:space="0" w:color="666666"/>
-              <w:left w:val="none" w:sz="0" w:space="0" w:color="000000"/>
-              <w:right w:val="none" w:sz="0" w:space="0" w:color="000000"/>
-            </w:tcBorders>
-            <w:shd w:val="clear" w:color="auto" w:fill="FFFFFF"/>
-            <w:tcMar>
-              <w:top w:w="0" w:type="dxa"/>
-              <w:bottom w:w="0" w:type="dxa"/>
-              <w:left w:w="0" w:type="dxa"/>
-              <w:right w:w="0" w:type="dxa"/>
-            </w:tcMar>
-            <w:vAlign w:val="bottom"/>
-          </w:tcPr>
-          <w:p>
-            <w:pPr>
-              <w:pStyle w:val="Normal"/>
-              <w:jc w:val="left"/>
-              <w:pBdr>
-                <w:bottom w:val="none" w:sz="0" w:space="0" w:color="000000"/>
-                <w:top w:val="none" w:sz="0" w:space="0" w:color="000000"/>
-                <w:left w:val="none" w:sz="0" w:space="0" w:color="000000"/>
-                <w:right w:val="none" w:sz="0" w:space="0" w:color="000000"/>
-              </w:pBdr>
-              <w:spacing w:after="40" w:before="40" w:line="240"/>
-              <w:ind w:left="40" w:right="40" w:firstLine="0" w:firstLineChars="0"/>
-              <w:rPr>
-                <w:rFonts w:ascii="Helvetica" w:hAnsi="Helvetica" w:eastAsia="Helvetica" w:cs="Helvetica"/>
-                <w:i w:val="false"/>
-                <w:b w:val="false"/>
-                <w:u w:val="none"/>
-                <w:sz w:val="22"/>
-                <w:szCs w:val="22"/>
-                <w:color w:val="666666"/>
-              </w:rPr>
-            </w:pPr>
+                <w:strike w:val="false"/>
+                <w:sz w:val="22"/>
+                <w:szCs w:val="22"/>
+                <w:color w:val="666666"/>
+              </w:rPr>
+              <w:t xml:space="preserve">Genus-level clade</w:t>
+            </w:r>
           </w:p>
         </w:tc>
         <w:tc>
           <w:tcPr>
             <w:tcBorders>
               <w:bottom w:val="single" w:sz="12" w:space="0" w:color="666666"/>
-              <w:top w:val="none" w:sz="0" w:space="0" w:color="666666"/>
+              <w:top w:val="single" w:sz="8" w:space="0" w:color="000000"/>
               <w:left w:val="none" w:sz="0" w:space="0" w:color="000000"/>
               <w:right w:val="none" w:sz="0" w:space="0" w:color="000000"/>
             </w:tcBorders>
@@ -338,6 +238,7 @@
                 <w:i w:val="false"/>
                 <w:b w:val="false"/>
                 <w:u w:val="none"/>
+                <w:strike w:val="false"/>
                 <w:sz w:val="22"/>
                 <w:szCs w:val="22"/>
                 <w:color w:val="666666"/>
@@ -349,20 +250,20 @@
                 <w:i w:val="false"/>
                 <w:b w:val="false"/>
                 <w:u w:val="none"/>
-                <w:sz w:val="22"/>
-                <w:szCs w:val="22"/>
-                <w:color w:val="666666"/>
-              </w:rPr>
-              <w:t xml:space="preserve">Species</w:t>
+                <w:strike w:val="false"/>
+                <w:sz w:val="22"/>
+                <w:szCs w:val="22"/>
+                <w:color w:val="666666"/>
+              </w:rPr>
+              <w:t xml:space="preserve">Internal Specifier (Type Species or proxy)</w:t>
             </w:r>
           </w:p>
         </w:tc>
       </w:tr>
       <w:tr>
         <w:trPr>
-          <w:trHeight w:val="461" w:hRule="auto"/>
+          <w:trHeight w:val="488" w:hRule="auto"/>
         </w:trPr>
-        body 1
         <w:tc>
           <w:tcPr>
             <w:tcBorders>
@@ -397,6 +298,7 @@
                 <w:i w:val="true"/>
                 <w:b w:val="false"/>
                 <w:u w:val="none"/>
+                <w:strike w:val="false"/>
                 <w:sz w:val="22"/>
                 <w:szCs w:val="22"/>
                 <w:color w:val="666666"/>
@@ -408,6 +310,7 @@
                 <w:i w:val="true"/>
                 <w:b w:val="false"/>
                 <w:u w:val="none"/>
+                <w:strike w:val="false"/>
                 <w:sz w:val="22"/>
                 <w:szCs w:val="22"/>
                 <w:color w:val="666666"/>
@@ -450,6 +353,7 @@
                 <w:i w:val="false"/>
                 <w:b w:val="false"/>
                 <w:u w:val="none"/>
+                <w:strike w:val="false"/>
                 <w:sz w:val="22"/>
                 <w:szCs w:val="22"/>
                 <w:color w:val="666666"/>
@@ -458,23 +362,49 @@
             <w:r>
               <w:rPr>
                 <w:rFonts w:ascii="Helvetica" w:hAnsi="Helvetica" w:eastAsia="Helvetica" w:cs="Helvetica"/>
-                <w:i w:val="false"/>
-                <w:b w:val="false"/>
-                <w:u w:val="none"/>
-                <w:sz w:val="22"/>
-                <w:szCs w:val="22"/>
-                <w:color w:val="666666"/>
-              </w:rPr>
-              <w:t xml:space="preserve"> Asterophrys turpicola Schlegel 1837</w:t>
+                <w:i w:val="true"/>
+                <w:b w:val="false"/>
+                <w:u w:val="none"/>
+                <w:strike w:val="false"/>
+                <w:sz w:val="22"/>
+                <w:szCs w:val="22"/>
+                <w:color w:val="666666"/>
+              </w:rPr>
+              <w:t xml:space="preserve"> Asterophrys turpicola</w:t>
+            </w:r>
+            <w:r>
+              <w:rPr>
+                <w:rFonts w:ascii="Helvetica" w:hAnsi="Helvetica" w:eastAsia="Helvetica" w:cs="Helvetica"/>
+                <w:i w:val="false"/>
+                <w:b w:val="false"/>
+                <w:u w:val="none"/>
+                <w:strike w:val="false"/>
+                <w:sz w:val="22"/>
+                <w:szCs w:val="22"/>
+                <w:color w:val="666666"/>
+              </w:rPr>
+              <w:t xml:space="preserve"> </w:t>
+            </w:r>
+            <w:r>
+              <w:rPr>
+                <w:rFonts w:ascii="Helvetica" w:hAnsi="Helvetica" w:eastAsia="Helvetica" w:cs="Helvetica"/>
+                <w:i w:val="false"/>
+                <w:b w:val="false"/>
+                <w:u w:val="none"/>
+                <w:strike w:val="false"/>
+                <w:sz w:val="22"/>
+                <w:szCs w:val="22"/>
+                <w:color w:val="666666"/>
+              </w:rPr>
+              <w:t xml:space="preserve"> (Schlegel 1837)</w:t>
             </w:r>
           </w:p>
         </w:tc>
       </w:tr>
       <w:tr>
         <w:trPr>
-          <w:trHeight w:val="454" w:hRule="auto"/>
+          <w:trHeight w:val="488" w:hRule="auto"/>
         </w:trPr>
-        body 2
         <w:tc>
           <w:tcPr>
             <w:tcBorders>
@@ -509,6 +439,7 @@
                 <w:i w:val="true"/>
                 <w:b w:val="false"/>
                 <w:u w:val="none"/>
+                <w:strike w:val="false"/>
                 <w:sz w:val="22"/>
                 <w:szCs w:val="22"/>
                 <w:color w:val="666666"/>
@@ -520,6 +451,7 @@
                 <w:i w:val="true"/>
                 <w:b w:val="false"/>
                 <w:u w:val="none"/>
+                <w:strike w:val="false"/>
                 <w:sz w:val="22"/>
                 <w:szCs w:val="22"/>
                 <w:color w:val="666666"/>
@@ -562,6 +494,7 @@
                 <w:i w:val="false"/>
                 <w:b w:val="false"/>
                 <w:u w:val="none"/>
+                <w:strike w:val="false"/>
                 <w:sz w:val="22"/>
                 <w:szCs w:val="22"/>
                 <w:color w:val="666666"/>
@@ -570,23 +503,49 @@
             <w:r>
               <w:rPr>
                 <w:rFonts w:ascii="Helvetica" w:hAnsi="Helvetica" w:eastAsia="Helvetica" w:cs="Helvetica"/>
-                <w:i w:val="false"/>
-                <w:b w:val="false"/>
-                <w:u w:val="none"/>
-                <w:sz w:val="22"/>
-                <w:szCs w:val="22"/>
-                <w:color w:val="666666"/>
-              </w:rPr>
-              <w:t xml:space="preserve"> Auparoparo penelopeia Kraus 2016</w:t>
+                <w:i w:val="true"/>
+                <w:b w:val="false"/>
+                <w:u w:val="none"/>
+                <w:strike w:val="false"/>
+                <w:sz w:val="22"/>
+                <w:szCs w:val="22"/>
+                <w:color w:val="666666"/>
+              </w:rPr>
+              <w:t xml:space="preserve"> Auparoparo penelopeia</w:t>
+            </w:r>
+            <w:r>
+              <w:rPr>
+                <w:rFonts w:ascii="Helvetica" w:hAnsi="Helvetica" w:eastAsia="Helvetica" w:cs="Helvetica"/>
+                <w:i w:val="false"/>
+                <w:b w:val="false"/>
+                <w:u w:val="none"/>
+                <w:strike w:val="false"/>
+                <w:sz w:val="22"/>
+                <w:szCs w:val="22"/>
+                <w:color w:val="666666"/>
+              </w:rPr>
+              <w:t xml:space="preserve"> </w:t>
+            </w:r>
+            <w:r>
+              <w:rPr>
+                <w:rFonts w:ascii="Helvetica" w:hAnsi="Helvetica" w:eastAsia="Helvetica" w:cs="Helvetica"/>
+                <w:i w:val="false"/>
+                <w:b w:val="false"/>
+                <w:u w:val="none"/>
+                <w:strike w:val="false"/>
+                <w:sz w:val="22"/>
+                <w:szCs w:val="22"/>
+                <w:color w:val="666666"/>
+              </w:rPr>
+              <w:t xml:space="preserve"> (Kraus 2016)</w:t>
             </w:r>
           </w:p>
         </w:tc>
       </w:tr>
       <w:tr>
         <w:trPr>
-          <w:trHeight w:val="457" w:hRule="auto"/>
+          <w:trHeight w:val="488" w:hRule="auto"/>
         </w:trPr>
-        body 3
         <w:tc>
           <w:tcPr>
             <w:tcBorders>
@@ -621,6 +580,7 @@
                 <w:i w:val="true"/>
                 <w:b w:val="false"/>
                 <w:u w:val="none"/>
+                <w:strike w:val="false"/>
                 <w:sz w:val="22"/>
                 <w:szCs w:val="22"/>
                 <w:color w:val="666666"/>
@@ -632,6 +592,7 @@
                 <w:i w:val="true"/>
                 <w:b w:val="false"/>
                 <w:u w:val="none"/>
+                <w:strike w:val="false"/>
                 <w:sz w:val="22"/>
                 <w:szCs w:val="22"/>
                 <w:color w:val="666666"/>
@@ -674,6 +635,7 @@
                 <w:i w:val="false"/>
                 <w:b w:val="false"/>
                 <w:u w:val="none"/>
+                <w:strike w:val="false"/>
                 <w:sz w:val="22"/>
                 <w:szCs w:val="22"/>
                 <w:color w:val="666666"/>
@@ -682,23 +644,49 @@
             <w:r>
               <w:rPr>
                 <w:rFonts w:ascii="Helvetica" w:hAnsi="Helvetica" w:eastAsia="Helvetica" w:cs="Helvetica"/>
-                <w:i w:val="false"/>
-                <w:b w:val="false"/>
-                <w:u w:val="none"/>
-                <w:sz w:val="22"/>
-                <w:szCs w:val="22"/>
-                <w:color w:val="666666"/>
-              </w:rPr>
-              <w:t xml:space="preserve"> Austrochaperina palmipes Zweifel 1956</w:t>
+                <w:i w:val="true"/>
+                <w:b w:val="false"/>
+                <w:u w:val="none"/>
+                <w:strike w:val="false"/>
+                <w:sz w:val="22"/>
+                <w:szCs w:val="22"/>
+                <w:color w:val="666666"/>
+              </w:rPr>
+              <w:t xml:space="preserve"> Austrochaperina palmipes</w:t>
+            </w:r>
+            <w:r>
+              <w:rPr>
+                <w:rFonts w:ascii="Helvetica" w:hAnsi="Helvetica" w:eastAsia="Helvetica" w:cs="Helvetica"/>
+                <w:i w:val="false"/>
+                <w:b w:val="false"/>
+                <w:u w:val="none"/>
+                <w:strike w:val="false"/>
+                <w:sz w:val="22"/>
+                <w:szCs w:val="22"/>
+                <w:color w:val="666666"/>
+              </w:rPr>
+              <w:t xml:space="preserve"> </w:t>
+            </w:r>
+            <w:r>
+              <w:rPr>
+                <w:rFonts w:ascii="Helvetica" w:hAnsi="Helvetica" w:eastAsia="Helvetica" w:cs="Helvetica"/>
+                <w:i w:val="false"/>
+                <w:b w:val="false"/>
+                <w:u w:val="none"/>
+                <w:strike w:val="false"/>
+                <w:sz w:val="22"/>
+                <w:szCs w:val="22"/>
+                <w:color w:val="666666"/>
+              </w:rPr>
+              <w:t xml:space="preserve"> (Zweifel 1956)</w:t>
             </w:r>
           </w:p>
         </w:tc>
       </w:tr>
       <w:tr>
         <w:trPr>
-          <w:trHeight w:val="456" w:hRule="auto"/>
+          <w:trHeight w:val="488" w:hRule="auto"/>
         </w:trPr>
-        body 4
         <w:tc>
           <w:tcPr>
             <w:tcBorders>
@@ -733,6 +721,7 @@
                 <w:i w:val="true"/>
                 <w:b w:val="false"/>
                 <w:u w:val="none"/>
+                <w:strike w:val="false"/>
                 <w:sz w:val="22"/>
                 <w:szCs w:val="22"/>
                 <w:color w:val="666666"/>
@@ -744,6 +733,7 @@
                 <w:i w:val="true"/>
                 <w:b w:val="false"/>
                 <w:u w:val="none"/>
+                <w:strike w:val="false"/>
                 <w:sz w:val="22"/>
                 <w:szCs w:val="22"/>
                 <w:color w:val="666666"/>
@@ -786,6 +776,7 @@
                 <w:i w:val="false"/>
                 <w:b w:val="false"/>
                 <w:u w:val="none"/>
+                <w:strike w:val="false"/>
                 <w:sz w:val="22"/>
                 <w:szCs w:val="22"/>
                 <w:color w:val="666666"/>
@@ -794,23 +785,49 @@
             <w:r>
               <w:rPr>
                 <w:rFonts w:ascii="Helvetica" w:hAnsi="Helvetica" w:eastAsia="Helvetica" w:cs="Helvetica"/>
-                <w:i w:val="false"/>
-                <w:b w:val="false"/>
-                <w:u w:val="none"/>
-                <w:sz w:val="22"/>
-                <w:szCs w:val="22"/>
-                <w:color w:val="666666"/>
-              </w:rPr>
-              <w:t xml:space="preserve"> Austrochaperina robusta Fry 1912 </w:t>
+                <w:i w:val="true"/>
+                <w:b w:val="false"/>
+                <w:u w:val="none"/>
+                <w:strike w:val="false"/>
+                <w:sz w:val="22"/>
+                <w:szCs w:val="22"/>
+                <w:color w:val="666666"/>
+              </w:rPr>
+              <w:t xml:space="preserve"> Austrochaperina robusta</w:t>
+            </w:r>
+            <w:r>
+              <w:rPr>
+                <w:rFonts w:ascii="Helvetica" w:hAnsi="Helvetica" w:eastAsia="Helvetica" w:cs="Helvetica"/>
+                <w:i w:val="false"/>
+                <w:b w:val="false"/>
+                <w:u w:val="none"/>
+                <w:strike w:val="false"/>
+                <w:sz w:val="22"/>
+                <w:szCs w:val="22"/>
+                <w:color w:val="666666"/>
+              </w:rPr>
+              <w:t xml:space="preserve"> </w:t>
+            </w:r>
+            <w:r>
+              <w:rPr>
+                <w:rFonts w:ascii="Helvetica" w:hAnsi="Helvetica" w:eastAsia="Helvetica" w:cs="Helvetica"/>
+                <w:i w:val="false"/>
+                <w:b w:val="false"/>
+                <w:u w:val="none"/>
+                <w:strike w:val="false"/>
+                <w:sz w:val="22"/>
+                <w:szCs w:val="22"/>
+                <w:color w:val="666666"/>
+              </w:rPr>
+              <w:t xml:space="preserve"> Fry 1912</w:t>
             </w:r>
           </w:p>
         </w:tc>
       </w:tr>
       <w:tr>
         <w:trPr>
-          <w:trHeight w:val="458" w:hRule="auto"/>
+          <w:trHeight w:val="488" w:hRule="auto"/>
         </w:trPr>
-        body 5
         <w:tc>
           <w:tcPr>
             <w:tcBorders>
@@ -845,6 +862,7 @@
                 <w:i w:val="true"/>
                 <w:b w:val="false"/>
                 <w:u w:val="none"/>
+                <w:strike w:val="false"/>
                 <w:sz w:val="22"/>
                 <w:szCs w:val="22"/>
                 <w:color w:val="666666"/>
@@ -856,6 +874,7 @@
                 <w:i w:val="true"/>
                 <w:b w:val="false"/>
                 <w:u w:val="none"/>
+                <w:strike w:val="false"/>
                 <w:sz w:val="22"/>
                 <w:szCs w:val="22"/>
                 <w:color w:val="666666"/>
@@ -898,6 +917,7 @@
                 <w:i w:val="false"/>
                 <w:b w:val="false"/>
                 <w:u w:val="none"/>
+                <w:strike w:val="false"/>
                 <w:sz w:val="22"/>
                 <w:szCs w:val="22"/>
                 <w:color w:val="666666"/>
@@ -906,23 +926,49 @@
             <w:r>
               <w:rPr>
                 <w:rFonts w:ascii="Helvetica" w:hAnsi="Helvetica" w:eastAsia="Helvetica" w:cs="Helvetica"/>
-                <w:i w:val="false"/>
-                <w:b w:val="false"/>
-                <w:u w:val="none"/>
-                <w:sz w:val="22"/>
-                <w:szCs w:val="22"/>
-                <w:color w:val="666666"/>
-              </w:rPr>
-              <w:t xml:space="preserve"> Barygenys cheesmanae Parker 1936 </w:t>
+                <w:i w:val="true"/>
+                <w:b w:val="false"/>
+                <w:u w:val="none"/>
+                <w:strike w:val="false"/>
+                <w:sz w:val="22"/>
+                <w:szCs w:val="22"/>
+                <w:color w:val="666666"/>
+              </w:rPr>
+              <w:t xml:space="preserve"> Barygenys cheesmanae</w:t>
+            </w:r>
+            <w:r>
+              <w:rPr>
+                <w:rFonts w:ascii="Helvetica" w:hAnsi="Helvetica" w:eastAsia="Helvetica" w:cs="Helvetica"/>
+                <w:i w:val="false"/>
+                <w:b w:val="false"/>
+                <w:u w:val="none"/>
+                <w:strike w:val="false"/>
+                <w:sz w:val="22"/>
+                <w:szCs w:val="22"/>
+                <w:color w:val="666666"/>
+              </w:rPr>
+              <w:t xml:space="preserve"> </w:t>
+            </w:r>
+            <w:r>
+              <w:rPr>
+                <w:rFonts w:ascii="Helvetica" w:hAnsi="Helvetica" w:eastAsia="Helvetica" w:cs="Helvetica"/>
+                <w:i w:val="false"/>
+                <w:b w:val="false"/>
+                <w:u w:val="none"/>
+                <w:strike w:val="false"/>
+                <w:sz w:val="22"/>
+                <w:szCs w:val="22"/>
+                <w:color w:val="666666"/>
+              </w:rPr>
+              <w:t xml:space="preserve"> Parker 1936</w:t>
             </w:r>
           </w:p>
         </w:tc>
       </w:tr>
       <w:tr>
         <w:trPr>
-          <w:trHeight w:val="461" w:hRule="auto"/>
+          <w:trHeight w:val="488" w:hRule="auto"/>
         </w:trPr>
-        body 6
         <w:tc>
           <w:tcPr>
             <w:tcBorders>
@@ -957,6 +1003,7 @@
                 <w:i w:val="true"/>
                 <w:b w:val="false"/>
                 <w:u w:val="none"/>
+                <w:strike w:val="false"/>
                 <w:sz w:val="22"/>
                 <w:szCs w:val="22"/>
                 <w:color w:val="666666"/>
@@ -968,6 +1015,7 @@
                 <w:i w:val="true"/>
                 <w:b w:val="false"/>
                 <w:u w:val="none"/>
+                <w:strike w:val="false"/>
                 <w:sz w:val="22"/>
                 <w:szCs w:val="22"/>
                 <w:color w:val="666666"/>
@@ -1010,6 +1058,7 @@
                 <w:i w:val="false"/>
                 <w:b w:val="false"/>
                 <w:u w:val="none"/>
+                <w:strike w:val="false"/>
                 <w:sz w:val="22"/>
                 <w:szCs w:val="22"/>
                 <w:color w:val="666666"/>
@@ -1018,23 +1067,49 @@
             <w:r>
               <w:rPr>
                 <w:rFonts w:ascii="Helvetica" w:hAnsi="Helvetica" w:eastAsia="Helvetica" w:cs="Helvetica"/>
-                <w:i w:val="false"/>
-                <w:b w:val="false"/>
-                <w:u w:val="none"/>
-                <w:sz w:val="22"/>
-                <w:szCs w:val="22"/>
-                <w:color w:val="666666"/>
-              </w:rPr>
-              <w:t xml:space="preserve">Callulops doriae Boulenger 1888 </w:t>
+                <w:i w:val="true"/>
+                <w:b w:val="false"/>
+                <w:u w:val="none"/>
+                <w:strike w:val="false"/>
+                <w:sz w:val="22"/>
+                <w:szCs w:val="22"/>
+                <w:color w:val="666666"/>
+              </w:rPr>
+              <w:t xml:space="preserve">Callulops doriae</w:t>
+            </w:r>
+            <w:r>
+              <w:rPr>
+                <w:rFonts w:ascii="Helvetica" w:hAnsi="Helvetica" w:eastAsia="Helvetica" w:cs="Helvetica"/>
+                <w:i w:val="false"/>
+                <w:b w:val="false"/>
+                <w:u w:val="none"/>
+                <w:strike w:val="false"/>
+                <w:sz w:val="22"/>
+                <w:szCs w:val="22"/>
+                <w:color w:val="666666"/>
+              </w:rPr>
+              <w:t xml:space="preserve"> </w:t>
+            </w:r>
+            <w:r>
+              <w:rPr>
+                <w:rFonts w:ascii="Helvetica" w:hAnsi="Helvetica" w:eastAsia="Helvetica" w:cs="Helvetica"/>
+                <w:i w:val="false"/>
+                <w:b w:val="false"/>
+                <w:u w:val="none"/>
+                <w:strike w:val="false"/>
+                <w:sz w:val="22"/>
+                <w:szCs w:val="22"/>
+                <w:color w:val="666666"/>
+              </w:rPr>
+              <w:t xml:space="preserve"> Boulenger 1888</w:t>
             </w:r>
           </w:p>
         </w:tc>
       </w:tr>
       <w:tr>
         <w:trPr>
-          <w:trHeight w:val="460" w:hRule="auto"/>
+          <w:trHeight w:val="488" w:hRule="auto"/>
         </w:trPr>
-        body 7
         <w:tc>
           <w:tcPr>
             <w:tcBorders>
@@ -1069,6 +1144,7 @@
                 <w:i w:val="true"/>
                 <w:b w:val="false"/>
                 <w:u w:val="none"/>
+                <w:strike w:val="false"/>
                 <w:sz w:val="22"/>
                 <w:szCs w:val="22"/>
                 <w:color w:val="666666"/>
@@ -1080,6 +1156,7 @@
                 <w:i w:val="true"/>
                 <w:b w:val="false"/>
                 <w:u w:val="none"/>
+                <w:strike w:val="false"/>
                 <w:sz w:val="22"/>
                 <w:szCs w:val="22"/>
                 <w:color w:val="666666"/>
@@ -1122,6 +1199,7 @@
                 <w:i w:val="false"/>
                 <w:b w:val="false"/>
                 <w:u w:val="none"/>
+                <w:strike w:val="false"/>
                 <w:sz w:val="22"/>
                 <w:szCs w:val="22"/>
                 <w:color w:val="666666"/>
@@ -1130,23 +1208,49 @@
             <w:r>
               <w:rPr>
                 <w:rFonts w:ascii="Helvetica" w:hAnsi="Helvetica" w:eastAsia="Helvetica" w:cs="Helvetica"/>
-                <w:i w:val="false"/>
-                <w:b w:val="false"/>
-                <w:u w:val="none"/>
-                <w:sz w:val="22"/>
-                <w:szCs w:val="22"/>
-                <w:color w:val="666666"/>
-              </w:rPr>
-              <w:t xml:space="preserve"> Choerophryne proboscidea Van Kampen 1914 </w:t>
+                <w:i w:val="true"/>
+                <w:b w:val="false"/>
+                <w:u w:val="none"/>
+                <w:strike w:val="false"/>
+                <w:sz w:val="22"/>
+                <w:szCs w:val="22"/>
+                <w:color w:val="666666"/>
+              </w:rPr>
+              <w:t xml:space="preserve"> Choerophryne proboscidea</w:t>
+            </w:r>
+            <w:r>
+              <w:rPr>
+                <w:rFonts w:ascii="Helvetica" w:hAnsi="Helvetica" w:eastAsia="Helvetica" w:cs="Helvetica"/>
+                <w:i w:val="false"/>
+                <w:b w:val="false"/>
+                <w:u w:val="none"/>
+                <w:strike w:val="false"/>
+                <w:sz w:val="22"/>
+                <w:szCs w:val="22"/>
+                <w:color w:val="666666"/>
+              </w:rPr>
+              <w:t xml:space="preserve"> </w:t>
+            </w:r>
+            <w:r>
+              <w:rPr>
+                <w:rFonts w:ascii="Helvetica" w:hAnsi="Helvetica" w:eastAsia="Helvetica" w:cs="Helvetica"/>
+                <w:i w:val="false"/>
+                <w:b w:val="false"/>
+                <w:u w:val="none"/>
+                <w:strike w:val="false"/>
+                <w:sz w:val="22"/>
+                <w:szCs w:val="22"/>
+                <w:color w:val="666666"/>
+              </w:rPr>
+              <w:t xml:space="preserve"> Van Kampen 1914</w:t>
             </w:r>
           </w:p>
         </w:tc>
       </w:tr>
       <w:tr>
         <w:trPr>
-          <w:trHeight w:val="461" w:hRule="auto"/>
+          <w:trHeight w:val="488" w:hRule="auto"/>
         </w:trPr>
-        body 8
         <w:tc>
           <w:tcPr>
             <w:tcBorders>
@@ -1181,6 +1285,7 @@
                 <w:i w:val="true"/>
                 <w:b w:val="false"/>
                 <w:u w:val="none"/>
+                <w:strike w:val="false"/>
                 <w:sz w:val="22"/>
                 <w:szCs w:val="22"/>
                 <w:color w:val="666666"/>
@@ -1192,6 +1297,7 @@
                 <w:i w:val="true"/>
                 <w:b w:val="false"/>
                 <w:u w:val="none"/>
+                <w:strike w:val="false"/>
                 <w:sz w:val="22"/>
                 <w:szCs w:val="22"/>
                 <w:color w:val="666666"/>
@@ -1234,6 +1340,7 @@
                 <w:i w:val="false"/>
                 <w:b w:val="false"/>
                 <w:u w:val="none"/>
+                <w:strike w:val="false"/>
                 <w:sz w:val="22"/>
                 <w:szCs w:val="22"/>
                 <w:color w:val="666666"/>
@@ -1242,23 +1349,49 @@
             <w:r>
               <w:rPr>
                 <w:rFonts w:ascii="Helvetica" w:hAnsi="Helvetica" w:eastAsia="Helvetica" w:cs="Helvetica"/>
-                <w:i w:val="false"/>
-                <w:b w:val="false"/>
-                <w:u w:val="none"/>
-                <w:sz w:val="22"/>
-                <w:szCs w:val="22"/>
-                <w:color w:val="666666"/>
-              </w:rPr>
-              <w:t xml:space="preserve"> Cophixalus verrucosus Boettger 1892</w:t>
+                <w:i w:val="true"/>
+                <w:b w:val="false"/>
+                <w:u w:val="none"/>
+                <w:strike w:val="false"/>
+                <w:sz w:val="22"/>
+                <w:szCs w:val="22"/>
+                <w:color w:val="666666"/>
+              </w:rPr>
+              <w:t xml:space="preserve"> Cophixalus verrucosus</w:t>
+            </w:r>
+            <w:r>
+              <w:rPr>
+                <w:rFonts w:ascii="Helvetica" w:hAnsi="Helvetica" w:eastAsia="Helvetica" w:cs="Helvetica"/>
+                <w:i w:val="false"/>
+                <w:b w:val="false"/>
+                <w:u w:val="none"/>
+                <w:strike w:val="false"/>
+                <w:sz w:val="22"/>
+                <w:szCs w:val="22"/>
+                <w:color w:val="666666"/>
+              </w:rPr>
+              <w:t xml:space="preserve"> </w:t>
+            </w:r>
+            <w:r>
+              <w:rPr>
+                <w:rFonts w:ascii="Helvetica" w:hAnsi="Helvetica" w:eastAsia="Helvetica" w:cs="Helvetica"/>
+                <w:i w:val="false"/>
+                <w:b w:val="false"/>
+                <w:u w:val="none"/>
+                <w:strike w:val="false"/>
+                <w:sz w:val="22"/>
+                <w:szCs w:val="22"/>
+                <w:color w:val="666666"/>
+              </w:rPr>
+              <w:t xml:space="preserve"> (Boulenger, 1898)</w:t>
             </w:r>
           </w:p>
         </w:tc>
       </w:tr>
       <w:tr>
         <w:trPr>
-          <w:trHeight w:val="461" w:hRule="auto"/>
+          <w:trHeight w:val="488" w:hRule="auto"/>
         </w:trPr>
-        body 9
         <w:tc>
           <w:tcPr>
             <w:tcBorders>
@@ -1293,6 +1426,7 @@
                 <w:i w:val="true"/>
                 <w:b w:val="false"/>
                 <w:u w:val="none"/>
+                <w:strike w:val="false"/>
                 <w:sz w:val="22"/>
                 <w:szCs w:val="22"/>
                 <w:color w:val="666666"/>
@@ -1304,6 +1438,7 @@
                 <w:i w:val="true"/>
                 <w:b w:val="false"/>
                 <w:u w:val="none"/>
+                <w:strike w:val="false"/>
                 <w:sz w:val="22"/>
                 <w:szCs w:val="22"/>
                 <w:color w:val="666666"/>
@@ -1346,6 +1481,7 @@
                 <w:i w:val="false"/>
                 <w:b w:val="false"/>
                 <w:u w:val="none"/>
+                <w:strike w:val="false"/>
                 <w:sz w:val="22"/>
                 <w:szCs w:val="22"/>
                 <w:color w:val="666666"/>
@@ -1354,23 +1490,49 @@
             <w:r>
               <w:rPr>
                 <w:rFonts w:ascii="Helvetica" w:hAnsi="Helvetica" w:eastAsia="Helvetica" w:cs="Helvetica"/>
-                <w:i w:val="false"/>
-                <w:b w:val="false"/>
-                <w:u w:val="none"/>
-                <w:sz w:val="22"/>
-                <w:szCs w:val="22"/>
-                <w:color w:val="666666"/>
-              </w:rPr>
-              <w:t xml:space="preserve"> Copiula oxyrhina Boulenger 1898 </w:t>
+                <w:i w:val="true"/>
+                <w:b w:val="false"/>
+                <w:u w:val="none"/>
+                <w:strike w:val="false"/>
+                <w:sz w:val="22"/>
+                <w:szCs w:val="22"/>
+                <w:color w:val="666666"/>
+              </w:rPr>
+              <w:t xml:space="preserve"> Copiula oxyrhina</w:t>
+            </w:r>
+            <w:r>
+              <w:rPr>
+                <w:rFonts w:ascii="Helvetica" w:hAnsi="Helvetica" w:eastAsia="Helvetica" w:cs="Helvetica"/>
+                <w:i w:val="false"/>
+                <w:b w:val="false"/>
+                <w:u w:val="none"/>
+                <w:strike w:val="false"/>
+                <w:sz w:val="22"/>
+                <w:szCs w:val="22"/>
+                <w:color w:val="666666"/>
+              </w:rPr>
+              <w:t xml:space="preserve"> </w:t>
+            </w:r>
+            <w:r>
+              <w:rPr>
+                <w:rFonts w:ascii="Helvetica" w:hAnsi="Helvetica" w:eastAsia="Helvetica" w:cs="Helvetica"/>
+                <w:i w:val="false"/>
+                <w:b w:val="false"/>
+                <w:u w:val="none"/>
+                <w:strike w:val="false"/>
+                <w:sz w:val="22"/>
+                <w:szCs w:val="22"/>
+                <w:color w:val="666666"/>
+              </w:rPr>
+              <w:t xml:space="preserve"> (Boulenger 1898)</w:t>
             </w:r>
           </w:p>
         </w:tc>
       </w:tr>
       <w:tr>
         <w:trPr>
-          <w:trHeight w:val="461" w:hRule="auto"/>
+          <w:trHeight w:val="488" w:hRule="auto"/>
         </w:trPr>
-        body10
         <w:tc>
           <w:tcPr>
             <w:tcBorders>
@@ -1405,6 +1567,7 @@
                 <w:i w:val="true"/>
                 <w:b w:val="false"/>
                 <w:u w:val="none"/>
+                <w:strike w:val="false"/>
                 <w:sz w:val="22"/>
                 <w:szCs w:val="22"/>
                 <w:color w:val="666666"/>
@@ -1416,6 +1579,7 @@
                 <w:i w:val="true"/>
                 <w:b w:val="false"/>
                 <w:u w:val="none"/>
+                <w:strike w:val="false"/>
                 <w:sz w:val="22"/>
                 <w:szCs w:val="22"/>
                 <w:color w:val="666666"/>
@@ -1458,6 +1622,7 @@
                 <w:i w:val="false"/>
                 <w:b w:val="false"/>
                 <w:u w:val="none"/>
+                <w:strike w:val="false"/>
                 <w:sz w:val="22"/>
                 <w:szCs w:val="22"/>
                 <w:color w:val="666666"/>
@@ -1466,23 +1631,49 @@
             <w:r>
               <w:rPr>
                 <w:rFonts w:ascii="Helvetica" w:hAnsi="Helvetica" w:eastAsia="Helvetica" w:cs="Helvetica"/>
-                <w:i w:val="false"/>
-                <w:b w:val="false"/>
-                <w:u w:val="none"/>
-                <w:sz w:val="22"/>
-                <w:szCs w:val="22"/>
-                <w:color w:val="666666"/>
-              </w:rPr>
-              <w:t xml:space="preserve"> Genyophryne thomsoni Boulenger, 1890 </w:t>
+                <w:i w:val="true"/>
+                <w:b w:val="false"/>
+                <w:u w:val="none"/>
+                <w:strike w:val="false"/>
+                <w:sz w:val="22"/>
+                <w:szCs w:val="22"/>
+                <w:color w:val="666666"/>
+              </w:rPr>
+              <w:t xml:space="preserve"> Genyophryne thomsoni</w:t>
+            </w:r>
+            <w:r>
+              <w:rPr>
+                <w:rFonts w:ascii="Helvetica" w:hAnsi="Helvetica" w:eastAsia="Helvetica" w:cs="Helvetica"/>
+                <w:i w:val="false"/>
+                <w:b w:val="false"/>
+                <w:u w:val="none"/>
+                <w:strike w:val="false"/>
+                <w:sz w:val="22"/>
+                <w:szCs w:val="22"/>
+                <w:color w:val="666666"/>
+              </w:rPr>
+              <w:t xml:space="preserve"> </w:t>
+            </w:r>
+            <w:r>
+              <w:rPr>
+                <w:rFonts w:ascii="Helvetica" w:hAnsi="Helvetica" w:eastAsia="Helvetica" w:cs="Helvetica"/>
+                <w:i w:val="false"/>
+                <w:b w:val="false"/>
+                <w:u w:val="none"/>
+                <w:strike w:val="false"/>
+                <w:sz w:val="22"/>
+                <w:szCs w:val="22"/>
+                <w:color w:val="666666"/>
+              </w:rPr>
+              <w:t xml:space="preserve"> Boulenger, 1890</w:t>
             </w:r>
           </w:p>
         </w:tc>
       </w:tr>
       <w:tr>
         <w:trPr>
-          <w:trHeight w:val="458" w:hRule="auto"/>
+          <w:trHeight w:val="488" w:hRule="auto"/>
         </w:trPr>
-        body11
         <w:tc>
           <w:tcPr>
             <w:tcBorders>
@@ -1517,6 +1708,7 @@
                 <w:i w:val="true"/>
                 <w:b w:val="false"/>
                 <w:u w:val="none"/>
+                <w:strike w:val="false"/>
                 <w:sz w:val="22"/>
                 <w:szCs w:val="22"/>
                 <w:color w:val="666666"/>
@@ -1528,6 +1720,7 @@
                 <w:i w:val="true"/>
                 <w:b w:val="false"/>
                 <w:u w:val="none"/>
+                <w:strike w:val="false"/>
                 <w:sz w:val="22"/>
                 <w:szCs w:val="22"/>
                 <w:color w:val="666666"/>
@@ -1570,6 +1763,7 @@
                 <w:i w:val="false"/>
                 <w:b w:val="false"/>
                 <w:u w:val="none"/>
+                <w:strike w:val="false"/>
                 <w:sz w:val="22"/>
                 <w:szCs w:val="22"/>
                 <w:color w:val="666666"/>
@@ -1578,23 +1772,49 @@
             <w:r>
               <w:rPr>
                 <w:rFonts w:ascii="Helvetica" w:hAnsi="Helvetica" w:eastAsia="Helvetica" w:cs="Helvetica"/>
-                <w:i w:val="false"/>
-                <w:b w:val="false"/>
-                <w:u w:val="none"/>
-                <w:sz w:val="22"/>
-                <w:szCs w:val="22"/>
-                <w:color w:val="666666"/>
-              </w:rPr>
-              <w:t xml:space="preserve"> Hylophorbus rufescens Macleay 1878 </w:t>
+                <w:i w:val="true"/>
+                <w:b w:val="false"/>
+                <w:u w:val="none"/>
+                <w:strike w:val="false"/>
+                <w:sz w:val="22"/>
+                <w:szCs w:val="22"/>
+                <w:color w:val="666666"/>
+              </w:rPr>
+              <w:t xml:space="preserve"> Hylophorbus rufescens</w:t>
+            </w:r>
+            <w:r>
+              <w:rPr>
+                <w:rFonts w:ascii="Helvetica" w:hAnsi="Helvetica" w:eastAsia="Helvetica" w:cs="Helvetica"/>
+                <w:i w:val="false"/>
+                <w:b w:val="false"/>
+                <w:u w:val="none"/>
+                <w:strike w:val="false"/>
+                <w:sz w:val="22"/>
+                <w:szCs w:val="22"/>
+                <w:color w:val="666666"/>
+              </w:rPr>
+              <w:t xml:space="preserve"> </w:t>
+            </w:r>
+            <w:r>
+              <w:rPr>
+                <w:rFonts w:ascii="Helvetica" w:hAnsi="Helvetica" w:eastAsia="Helvetica" w:cs="Helvetica"/>
+                <w:i w:val="false"/>
+                <w:b w:val="false"/>
+                <w:u w:val="none"/>
+                <w:strike w:val="false"/>
+                <w:sz w:val="22"/>
+                <w:szCs w:val="22"/>
+                <w:color w:val="666666"/>
+              </w:rPr>
+              <w:t xml:space="preserve"> Macleay 1878</w:t>
             </w:r>
           </w:p>
         </w:tc>
       </w:tr>
       <w:tr>
         <w:trPr>
-          <w:trHeight w:val="458" w:hRule="auto"/>
+          <w:trHeight w:val="488" w:hRule="auto"/>
         </w:trPr>
-        body12
         <w:tc>
           <w:tcPr>
             <w:tcBorders>
@@ -1629,6 +1849,7 @@
                 <w:i w:val="true"/>
                 <w:b w:val="false"/>
                 <w:u w:val="none"/>
+                <w:strike w:val="false"/>
                 <w:sz w:val="22"/>
                 <w:szCs w:val="22"/>
                 <w:color w:val="666666"/>
@@ -1640,6 +1861,7 @@
                 <w:i w:val="true"/>
                 <w:b w:val="false"/>
                 <w:u w:val="none"/>
+                <w:strike w:val="false"/>
                 <w:sz w:val="22"/>
                 <w:szCs w:val="22"/>
                 <w:color w:val="666666"/>
@@ -1682,6 +1904,7 @@
                 <w:i w:val="false"/>
                 <w:b w:val="false"/>
                 <w:u w:val="none"/>
+                <w:strike w:val="false"/>
                 <w:sz w:val="22"/>
                 <w:szCs w:val="22"/>
                 <w:color w:val="666666"/>
@@ -1690,23 +1913,49 @@
             <w:r>
               <w:rPr>
                 <w:rFonts w:ascii="Helvetica" w:hAnsi="Helvetica" w:eastAsia="Helvetica" w:cs="Helvetica"/>
-                <w:i w:val="false"/>
-                <w:b w:val="false"/>
-                <w:u w:val="none"/>
-                <w:sz w:val="22"/>
-                <w:szCs w:val="22"/>
-                <w:color w:val="666666"/>
-              </w:rPr>
-              <w:t xml:space="preserve"> Mantophryne lateralis Boulenger 1897 </w:t>
+                <w:i w:val="true"/>
+                <w:b w:val="false"/>
+                <w:u w:val="none"/>
+                <w:strike w:val="false"/>
+                <w:sz w:val="22"/>
+                <w:szCs w:val="22"/>
+                <w:color w:val="666666"/>
+              </w:rPr>
+              <w:t xml:space="preserve"> Mantophryne lateralis</w:t>
+            </w:r>
+            <w:r>
+              <w:rPr>
+                <w:rFonts w:ascii="Helvetica" w:hAnsi="Helvetica" w:eastAsia="Helvetica" w:cs="Helvetica"/>
+                <w:i w:val="false"/>
+                <w:b w:val="false"/>
+                <w:u w:val="none"/>
+                <w:strike w:val="false"/>
+                <w:sz w:val="22"/>
+                <w:szCs w:val="22"/>
+                <w:color w:val="666666"/>
+              </w:rPr>
+              <w:t xml:space="preserve"> </w:t>
+            </w:r>
+            <w:r>
+              <w:rPr>
+                <w:rFonts w:ascii="Helvetica" w:hAnsi="Helvetica" w:eastAsia="Helvetica" w:cs="Helvetica"/>
+                <w:i w:val="false"/>
+                <w:b w:val="false"/>
+                <w:u w:val="none"/>
+                <w:strike w:val="false"/>
+                <w:sz w:val="22"/>
+                <w:szCs w:val="22"/>
+                <w:color w:val="666666"/>
+              </w:rPr>
+              <w:t xml:space="preserve"> Boulenger 1897</w:t>
             </w:r>
           </w:p>
         </w:tc>
       </w:tr>
       <w:tr>
         <w:trPr>
-          <w:trHeight w:val="458" w:hRule="auto"/>
+          <w:trHeight w:val="488" w:hRule="auto"/>
         </w:trPr>
-        body13
         <w:tc>
           <w:tcPr>
             <w:tcBorders>
@@ -1741,6 +1990,7 @@
                 <w:i w:val="true"/>
                 <w:b w:val="false"/>
                 <w:u w:val="none"/>
+                <w:strike w:val="false"/>
                 <w:sz w:val="22"/>
                 <w:szCs w:val="22"/>
                 <w:color w:val="666666"/>
@@ -1752,6 +2002,7 @@
                 <w:i w:val="true"/>
                 <w:b w:val="false"/>
                 <w:u w:val="none"/>
+                <w:strike w:val="false"/>
                 <w:sz w:val="22"/>
                 <w:szCs w:val="22"/>
                 <w:color w:val="666666"/>
@@ -1794,6 +2045,7 @@
                 <w:i w:val="false"/>
                 <w:b w:val="false"/>
                 <w:u w:val="none"/>
+                <w:strike w:val="false"/>
                 <w:sz w:val="22"/>
                 <w:szCs w:val="22"/>
                 <w:color w:val="666666"/>
@@ -1802,23 +2054,49 @@
             <w:r>
               <w:rPr>
                 <w:rFonts w:ascii="Helvetica" w:hAnsi="Helvetica" w:eastAsia="Helvetica" w:cs="Helvetica"/>
-                <w:i w:val="false"/>
-                <w:b w:val="false"/>
-                <w:u w:val="none"/>
-                <w:sz w:val="22"/>
-                <w:szCs w:val="22"/>
-                <w:color w:val="666666"/>
-              </w:rPr>
-              <w:t xml:space="preserve"> Liophryne rhododactyla Boulenger 1897 </w:t>
+                <w:i w:val="true"/>
+                <w:b w:val="false"/>
+                <w:u w:val="none"/>
+                <w:strike w:val="false"/>
+                <w:sz w:val="22"/>
+                <w:szCs w:val="22"/>
+                <w:color w:val="666666"/>
+              </w:rPr>
+              <w:t xml:space="preserve"> Liophryne rhododactyla</w:t>
+            </w:r>
+            <w:r>
+              <w:rPr>
+                <w:rFonts w:ascii="Helvetica" w:hAnsi="Helvetica" w:eastAsia="Helvetica" w:cs="Helvetica"/>
+                <w:i w:val="false"/>
+                <w:b w:val="false"/>
+                <w:u w:val="none"/>
+                <w:strike w:val="false"/>
+                <w:sz w:val="22"/>
+                <w:szCs w:val="22"/>
+                <w:color w:val="666666"/>
+              </w:rPr>
+              <w:t xml:space="preserve"> </w:t>
+            </w:r>
+            <w:r>
+              <w:rPr>
+                <w:rFonts w:ascii="Helvetica" w:hAnsi="Helvetica" w:eastAsia="Helvetica" w:cs="Helvetica"/>
+                <w:i w:val="false"/>
+                <w:b w:val="false"/>
+                <w:u w:val="none"/>
+                <w:strike w:val="false"/>
+                <w:sz w:val="22"/>
+                <w:szCs w:val="22"/>
+                <w:color w:val="666666"/>
+              </w:rPr>
+              <w:t xml:space="preserve"> (Boulenger 1897)</w:t>
             </w:r>
           </w:p>
         </w:tc>
       </w:tr>
       <w:tr>
         <w:trPr>
-          <w:trHeight w:val="461" w:hRule="auto"/>
+          <w:trHeight w:val="488" w:hRule="auto"/>
         </w:trPr>
-        body14
         <w:tc>
           <w:tcPr>
             <w:tcBorders>
@@ -1853,6 +2131,7 @@
                 <w:i w:val="true"/>
                 <w:b w:val="false"/>
                 <w:u w:val="none"/>
+                <w:strike w:val="false"/>
                 <w:sz w:val="22"/>
                 <w:szCs w:val="22"/>
                 <w:color w:val="666666"/>
@@ -1864,6 +2143,7 @@
                 <w:i w:val="true"/>
                 <w:b w:val="false"/>
                 <w:u w:val="none"/>
+                <w:strike w:val="false"/>
                 <w:sz w:val="22"/>
                 <w:szCs w:val="22"/>
                 <w:color w:val="666666"/>
@@ -1906,6 +2186,7 @@
                 <w:i w:val="false"/>
                 <w:b w:val="false"/>
                 <w:u w:val="none"/>
+                <w:strike w:val="false"/>
                 <w:sz w:val="22"/>
                 <w:szCs w:val="22"/>
                 <w:color w:val="666666"/>
@@ -1914,23 +2195,101 @@
             <w:r>
               <w:rPr>
                 <w:rFonts w:ascii="Helvetica" w:hAnsi="Helvetica" w:eastAsia="Helvetica" w:cs="Helvetica"/>
-                <w:i w:val="false"/>
-                <w:b w:val="false"/>
-                <w:u w:val="none"/>
-                <w:sz w:val="22"/>
-                <w:szCs w:val="22"/>
-                <w:color w:val="666666"/>
-              </w:rPr>
-              <w:t xml:space="preserve"> Oreophryne senckenbergiana Boettger 1895</w:t>
+                <w:i w:val="true"/>
+                <w:b w:val="false"/>
+                <w:u w:val="none"/>
+                <w:strike w:val="false"/>
+                <w:sz w:val="22"/>
+                <w:szCs w:val="22"/>
+                <w:color w:val="666666"/>
+              </w:rPr>
+              <w:t xml:space="preserve"> Oreophryne senckenbergiana</w:t>
+            </w:r>
+            <w:r>
+              <w:rPr>
+                <w:rFonts w:ascii="Helvetica" w:hAnsi="Helvetica" w:eastAsia="Helvetica" w:cs="Helvetica"/>
+                <w:i w:val="false"/>
+                <w:b w:val="false"/>
+                <w:u w:val="none"/>
+                <w:strike w:val="false"/>
+                <w:sz w:val="22"/>
+                <w:szCs w:val="22"/>
+                <w:color w:val="666666"/>
+              </w:rPr>
+              <w:t xml:space="preserve"> </w:t>
+            </w:r>
+            <w:r>
+              <w:rPr>
+                <w:rFonts w:ascii="Helvetica" w:hAnsi="Helvetica" w:eastAsia="Helvetica" w:cs="Helvetica"/>
+                <w:i w:val="false"/>
+                <w:b w:val="false"/>
+                <w:u w:val="none"/>
+                <w:strike w:val="false"/>
+                <w:sz w:val="22"/>
+                <w:szCs w:val="22"/>
+                <w:color w:val="666666"/>
+              </w:rPr>
+              <w:t xml:space="preserve"> Boettger 1895</w:t>
+            </w:r>
+            <w:r>
+              <w:rPr>
+                <w:rFonts w:ascii="Helvetica" w:hAnsi="Helvetica" w:eastAsia="Helvetica" w:cs="Helvetica"/>
+                <w:i w:val="false"/>
+                <w:b w:val="false"/>
+                <w:u w:val="none"/>
+                <w:strike w:val="false"/>
+                <w:sz w:val="22"/>
+                <w:szCs w:val="22"/>
+                <w:color w:val="666666"/>
+              </w:rPr>
+              <w:t xml:space="preserve"> (=</w:t>
+            </w:r>
+            <w:r>
+              <w:rPr>
+                <w:rFonts w:ascii="Helvetica" w:hAnsi="Helvetica" w:eastAsia="Helvetica" w:cs="Helvetica"/>
+                <w:i w:val="true"/>
+                <w:b w:val="false"/>
+                <w:u w:val="none"/>
+                <w:strike w:val="false"/>
+                <w:sz w:val="22"/>
+                <w:szCs w:val="22"/>
+                <w:color w:val="666666"/>
+              </w:rPr>
+              <w:t xml:space="preserve"> O. moluccensis</w:t>
+            </w:r>
+            <w:r>
+              <w:rPr>
+                <w:rFonts w:ascii="Helvetica" w:hAnsi="Helvetica" w:eastAsia="Helvetica" w:cs="Helvetica"/>
+                <w:i w:val="false"/>
+                <w:b w:val="false"/>
+                <w:u w:val="none"/>
+                <w:strike w:val="false"/>
+                <w:sz w:val="22"/>
+                <w:szCs w:val="22"/>
+                <w:color w:val="666666"/>
+              </w:rPr>
+              <w:t xml:space="preserve"> (Peters and Doria 1878)</w:t>
+            </w:r>
+            <w:r>
+              <w:rPr>
+                <w:rFonts w:ascii="Helvetica" w:hAnsi="Helvetica" w:eastAsia="Helvetica" w:cs="Helvetica"/>
+                <w:i w:val="false"/>
+                <w:b w:val="false"/>
+                <w:u w:val="none"/>
+                <w:strike w:val="false"/>
+                <w:sz w:val="22"/>
+                <w:szCs w:val="22"/>
+                <w:color w:val="666666"/>
+              </w:rPr>
+              <w:t xml:space="preserve">)</w:t>
             </w:r>
           </w:p>
         </w:tc>
       </w:tr>
       <w:tr>
         <w:trPr>
-          <w:trHeight w:val="460" w:hRule="auto"/>
+          <w:trHeight w:val="488" w:hRule="auto"/>
         </w:trPr>
-        body15
         <w:tc>
           <w:tcPr>
             <w:tcBorders>
@@ -1965,6 +2324,7 @@
                 <w:i w:val="true"/>
                 <w:b w:val="false"/>
                 <w:u w:val="none"/>
+                <w:strike w:val="false"/>
                 <w:sz w:val="22"/>
                 <w:szCs w:val="22"/>
                 <w:color w:val="666666"/>
@@ -1976,6 +2336,7 @@
                 <w:i w:val="true"/>
                 <w:b w:val="false"/>
                 <w:u w:val="none"/>
+                <w:strike w:val="false"/>
                 <w:sz w:val="22"/>
                 <w:szCs w:val="22"/>
                 <w:color w:val="666666"/>
@@ -2018,6 +2379,7 @@
                 <w:i w:val="false"/>
                 <w:b w:val="false"/>
                 <w:u w:val="none"/>
+                <w:strike w:val="false"/>
                 <w:sz w:val="22"/>
                 <w:szCs w:val="22"/>
                 <w:color w:val="666666"/>
@@ -2026,23 +2388,49 @@
             <w:r>
               <w:rPr>
                 <w:rFonts w:ascii="Helvetica" w:hAnsi="Helvetica" w:eastAsia="Helvetica" w:cs="Helvetica"/>
-                <w:i w:val="false"/>
-                <w:b w:val="false"/>
-                <w:u w:val="none"/>
-                <w:sz w:val="22"/>
-                <w:szCs w:val="22"/>
-                <w:color w:val="666666"/>
-              </w:rPr>
-              <w:t xml:space="preserve"> Oxydactyla brevicrus Van Kampen 1913 </w:t>
+                <w:i w:val="true"/>
+                <w:b w:val="false"/>
+                <w:u w:val="none"/>
+                <w:strike w:val="false"/>
+                <w:sz w:val="22"/>
+                <w:szCs w:val="22"/>
+                <w:color w:val="666666"/>
+              </w:rPr>
+              <w:t xml:space="preserve"> Oxydactyla brevicrus</w:t>
+            </w:r>
+            <w:r>
+              <w:rPr>
+                <w:rFonts w:ascii="Helvetica" w:hAnsi="Helvetica" w:eastAsia="Helvetica" w:cs="Helvetica"/>
+                <w:i w:val="false"/>
+                <w:b w:val="false"/>
+                <w:u w:val="none"/>
+                <w:strike w:val="false"/>
+                <w:sz w:val="22"/>
+                <w:szCs w:val="22"/>
+                <w:color w:val="666666"/>
+              </w:rPr>
+              <w:t xml:space="preserve"> </w:t>
+            </w:r>
+            <w:r>
+              <w:rPr>
+                <w:rFonts w:ascii="Helvetica" w:hAnsi="Helvetica" w:eastAsia="Helvetica" w:cs="Helvetica"/>
+                <w:i w:val="false"/>
+                <w:b w:val="false"/>
+                <w:u w:val="none"/>
+                <w:strike w:val="false"/>
+                <w:sz w:val="22"/>
+                <w:szCs w:val="22"/>
+                <w:color w:val="666666"/>
+              </w:rPr>
+              <w:t xml:space="preserve"> (Van Kampen 1913)</w:t>
             </w:r>
           </w:p>
         </w:tc>
       </w:tr>
       <w:tr>
         <w:trPr>
-          <w:trHeight w:val="456" w:hRule="auto"/>
+          <w:trHeight w:val="488" w:hRule="auto"/>
         </w:trPr>
-        body16
         <w:tc>
           <w:tcPr>
             <w:tcBorders>
@@ -2077,6 +2465,7 @@
                 <w:i w:val="true"/>
                 <w:b w:val="false"/>
                 <w:u w:val="none"/>
+                <w:strike w:val="false"/>
                 <w:sz w:val="22"/>
                 <w:szCs w:val="22"/>
                 <w:color w:val="666666"/>
@@ -2088,6 +2477,7 @@
                 <w:i w:val="true"/>
                 <w:b w:val="false"/>
                 <w:u w:val="none"/>
+                <w:strike w:val="false"/>
                 <w:sz w:val="22"/>
                 <w:szCs w:val="22"/>
                 <w:color w:val="666666"/>
@@ -2130,6 +2520,7 @@
                 <w:i w:val="false"/>
                 <w:b w:val="false"/>
                 <w:u w:val="none"/>
+                <w:strike w:val="false"/>
                 <w:sz w:val="22"/>
                 <w:szCs w:val="22"/>
                 <w:color w:val="666666"/>
@@ -2138,23 +2529,49 @@
             <w:r>
               <w:rPr>
                 <w:rFonts w:ascii="Helvetica" w:hAnsi="Helvetica" w:eastAsia="Helvetica" w:cs="Helvetica"/>
-                <w:i w:val="false"/>
-                <w:b w:val="false"/>
-                <w:u w:val="none"/>
-                <w:sz w:val="22"/>
-                <w:szCs w:val="22"/>
-                <w:color w:val="666666"/>
-              </w:rPr>
-              <w:t xml:space="preserve"> Paedophryne kathismaphlox Kraus 2010</w:t>
+                <w:i w:val="true"/>
+                <w:b w:val="false"/>
+                <w:u w:val="none"/>
+                <w:strike w:val="false"/>
+                <w:sz w:val="22"/>
+                <w:szCs w:val="22"/>
+                <w:color w:val="666666"/>
+              </w:rPr>
+              <w:t xml:space="preserve"> Paedophryne kathismaphlox</w:t>
+            </w:r>
+            <w:r>
+              <w:rPr>
+                <w:rFonts w:ascii="Helvetica" w:hAnsi="Helvetica" w:eastAsia="Helvetica" w:cs="Helvetica"/>
+                <w:i w:val="false"/>
+                <w:b w:val="false"/>
+                <w:u w:val="none"/>
+                <w:strike w:val="false"/>
+                <w:sz w:val="22"/>
+                <w:szCs w:val="22"/>
+                <w:color w:val="666666"/>
+              </w:rPr>
+              <w:t xml:space="preserve"> </w:t>
+            </w:r>
+            <w:r>
+              <w:rPr>
+                <w:rFonts w:ascii="Helvetica" w:hAnsi="Helvetica" w:eastAsia="Helvetica" w:cs="Helvetica"/>
+                <w:i w:val="false"/>
+                <w:b w:val="false"/>
+                <w:u w:val="none"/>
+                <w:strike w:val="false"/>
+                <w:sz w:val="22"/>
+                <w:szCs w:val="22"/>
+                <w:color w:val="666666"/>
+              </w:rPr>
+              <w:t xml:space="preserve"> Kraus 2010</w:t>
             </w:r>
           </w:p>
         </w:tc>
       </w:tr>
       <w:tr>
         <w:trPr>
-          <w:trHeight w:val="460" w:hRule="auto"/>
+          <w:trHeight w:val="488" w:hRule="auto"/>
         </w:trPr>
-        body17
         <w:tc>
           <w:tcPr>
             <w:tcBorders>
@@ -2189,6 +2606,7 @@
                 <w:i w:val="true"/>
                 <w:b w:val="false"/>
                 <w:u w:val="none"/>
+                <w:strike w:val="false"/>
                 <w:sz w:val="22"/>
                 <w:szCs w:val="22"/>
                 <w:color w:val="666666"/>
@@ -2200,6 +2618,7 @@
                 <w:i w:val="true"/>
                 <w:b w:val="false"/>
                 <w:u w:val="none"/>
+                <w:strike w:val="false"/>
                 <w:sz w:val="22"/>
                 <w:szCs w:val="22"/>
                 <w:color w:val="666666"/>
@@ -2242,6 +2661,7 @@
                 <w:i w:val="false"/>
                 <w:b w:val="false"/>
                 <w:u w:val="none"/>
+                <w:strike w:val="false"/>
                 <w:sz w:val="22"/>
                 <w:szCs w:val="22"/>
                 <w:color w:val="666666"/>
@@ -2250,23 +2670,49 @@
             <w:r>
               <w:rPr>
                 <w:rFonts w:ascii="Helvetica" w:hAnsi="Helvetica" w:eastAsia="Helvetica" w:cs="Helvetica"/>
-                <w:i w:val="false"/>
-                <w:b w:val="false"/>
-                <w:u w:val="none"/>
-                <w:sz w:val="22"/>
-                <w:szCs w:val="22"/>
-                <w:color w:val="666666"/>
-              </w:rPr>
-              <w:t xml:space="preserve"> Sphenophryne cornuta Peters and Doria 1878</w:t>
+                <w:i w:val="true"/>
+                <w:b w:val="false"/>
+                <w:u w:val="none"/>
+                <w:strike w:val="false"/>
+                <w:sz w:val="22"/>
+                <w:szCs w:val="22"/>
+                <w:color w:val="666666"/>
+              </w:rPr>
+              <w:t xml:space="preserve"> Sphenophryne cornuta</w:t>
+            </w:r>
+            <w:r>
+              <w:rPr>
+                <w:rFonts w:ascii="Helvetica" w:hAnsi="Helvetica" w:eastAsia="Helvetica" w:cs="Helvetica"/>
+                <w:i w:val="false"/>
+                <w:b w:val="false"/>
+                <w:u w:val="none"/>
+                <w:strike w:val="false"/>
+                <w:sz w:val="22"/>
+                <w:szCs w:val="22"/>
+                <w:color w:val="666666"/>
+              </w:rPr>
+              <w:t xml:space="preserve"> </w:t>
+            </w:r>
+            <w:r>
+              <w:rPr>
+                <w:rFonts w:ascii="Helvetica" w:hAnsi="Helvetica" w:eastAsia="Helvetica" w:cs="Helvetica"/>
+                <w:i w:val="false"/>
+                <w:b w:val="false"/>
+                <w:u w:val="none"/>
+                <w:strike w:val="false"/>
+                <w:sz w:val="22"/>
+                <w:szCs w:val="22"/>
+                <w:color w:val="666666"/>
+              </w:rPr>
+              <w:t xml:space="preserve"> Peters and Doria 1878</w:t>
             </w:r>
           </w:p>
         </w:tc>
       </w:tr>
       <w:tr>
         <w:trPr>
-          <w:trHeight w:val="461" w:hRule="auto"/>
+          <w:trHeight w:val="503" w:hRule="auto"/>
         </w:trPr>
-        body18
         <w:tc>
           <w:tcPr>
             <w:tcBorders>
@@ -2301,6 +2747,7 @@
                 <w:i w:val="true"/>
                 <w:b w:val="false"/>
                 <w:u w:val="none"/>
+                <w:strike w:val="false"/>
                 <w:sz w:val="22"/>
                 <w:szCs w:val="22"/>
                 <w:color w:val="666666"/>
@@ -2312,6 +2759,7 @@
                 <w:i w:val="true"/>
                 <w:b w:val="false"/>
                 <w:u w:val="none"/>
+                <w:strike w:val="false"/>
                 <w:sz w:val="22"/>
                 <w:szCs w:val="22"/>
                 <w:color w:val="666666"/>
@@ -2354,6 +2802,7 @@
                 <w:i w:val="false"/>
                 <w:b w:val="false"/>
                 <w:u w:val="none"/>
+                <w:strike w:val="false"/>
                 <w:sz w:val="22"/>
                 <w:szCs w:val="22"/>
                 <w:color w:val="666666"/>
@@ -2362,14 +2811,41 @@
             <w:r>
               <w:rPr>
                 <w:rFonts w:ascii="Helvetica" w:hAnsi="Helvetica" w:eastAsia="Helvetica" w:cs="Helvetica"/>
-                <w:i w:val="false"/>
-                <w:b w:val="false"/>
-                <w:u w:val="none"/>
-                <w:sz w:val="22"/>
-                <w:szCs w:val="22"/>
-                <w:color w:val="666666"/>
-              </w:rPr>
-              <w:t xml:space="preserve"> Xenorhina oxycephala Schlegel 1858 </w:t>
+                <w:i w:val="true"/>
+                <w:b w:val="false"/>
+                <w:u w:val="none"/>
+                <w:strike w:val="false"/>
+                <w:sz w:val="22"/>
+                <w:szCs w:val="22"/>
+                <w:color w:val="666666"/>
+              </w:rPr>
+              <w:t xml:space="preserve"> Xenorhina oxycephala</w:t>
+            </w:r>
+            <w:r>
+              <w:rPr>
+                <w:rFonts w:ascii="Helvetica" w:hAnsi="Helvetica" w:eastAsia="Helvetica" w:cs="Helvetica"/>
+                <w:i w:val="false"/>
+                <w:b w:val="false"/>
+                <w:u w:val="none"/>
+                <w:strike w:val="false"/>
+                <w:sz w:val="22"/>
+                <w:szCs w:val="22"/>
+                <w:color w:val="666666"/>
+              </w:rPr>
+              <w:t xml:space="preserve"> </w:t>
+            </w:r>
+            <w:r>
+              <w:rPr>
+                <w:rFonts w:ascii="Helvetica" w:hAnsi="Helvetica" w:eastAsia="Helvetica" w:cs="Helvetica"/>
+                <w:i w:val="false"/>
+                <w:b w:val="false"/>
+                <w:u w:val="none"/>
+                <w:strike w:val="false"/>
+                <w:sz w:val="22"/>
+                <w:szCs w:val="22"/>
+                <w:color w:val="666666"/>
+              </w:rPr>
+              <w:t xml:space="preserve"> (Schlegel 1858)</w:t>
             </w:r>
           </w:p>
         </w:tc>
@@ -2378,7 +2854,6 @@
         <w:trPr>
           <w:trHeight w:val="360" w:hRule="auto"/>
         </w:trPr>
-        footer 1
         <w:tc>
           <w:tcPr>
             <w:gridSpan w:val="2"/>
@@ -2414,6 +2889,7 @@
                 <w:i w:val="false"/>
                 <w:b w:val="false"/>
                 <w:u w:val="none"/>
+                <w:strike w:val="false"/>
                 <w:sz w:val="22"/>
                 <w:szCs w:val="22"/>
                 <w:color w:val="666666"/>
@@ -2425,11 +2901,168 @@
                 <w:i w:val="false"/>
                 <w:b w:val="false"/>
                 <w:u w:val="none"/>
-                <w:sz w:val="22"/>
-                <w:szCs w:val="22"/>
-                <w:color w:val="666666"/>
-              </w:rPr>
-              <w:t xml:space="preserve">*We note that the monophyly of Austrochaperina, Liophryne, Oxydactyla, and Sphenophryne (and reciprocal monophyly of Genyophryne [Genyophryne thomsoni Boulenger, 1890] with respect to Liophryne + Oxytactyla + Sphenophryne) has not yet been established.</w:t>
+                <w:strike w:val="false"/>
+                <w:sz w:val="22"/>
+                <w:szCs w:val="22"/>
+                <w:color w:val="666666"/>
+              </w:rPr>
+              <w:t xml:space="preserve">*We note that the monophyly of </w:t>
+            </w:r>
+            <w:r>
+              <w:rPr>
+                <w:rFonts w:ascii="Helvetica" w:hAnsi="Helvetica" w:eastAsia="Helvetica" w:cs="Helvetica"/>
+                <w:i w:val="true"/>
+                <w:b w:val="false"/>
+                <w:u w:val="none"/>
+                <w:strike w:val="false"/>
+                <w:sz w:val="22"/>
+                <w:szCs w:val="22"/>
+                <w:color w:val="666666"/>
+              </w:rPr>
+              <w:t xml:space="preserve">Austrochaperina, Liophryne, Oxydactyla</w:t>
+            </w:r>
+            <w:r>
+              <w:rPr>
+                <w:rFonts w:ascii="Helvetica" w:hAnsi="Helvetica" w:eastAsia="Helvetica" w:cs="Helvetica"/>
+                <w:i w:val="false"/>
+                <w:b w:val="false"/>
+                <w:u w:val="none"/>
+                <w:strike w:val="false"/>
+                <w:sz w:val="22"/>
+                <w:szCs w:val="22"/>
+                <w:color w:val="666666"/>
+              </w:rPr>
+              <w:t xml:space="preserve">, and </w:t>
+            </w:r>
+            <w:r>
+              <w:rPr>
+                <w:rFonts w:ascii="Helvetica" w:hAnsi="Helvetica" w:eastAsia="Helvetica" w:cs="Helvetica"/>
+                <w:i w:val="true"/>
+                <w:b w:val="false"/>
+                <w:u w:val="none"/>
+                <w:strike w:val="false"/>
+                <w:sz w:val="22"/>
+                <w:szCs w:val="22"/>
+                <w:color w:val="666666"/>
+              </w:rPr>
+              <w:t xml:space="preserve">Sphenophryne</w:t>
+            </w:r>
+            <w:r>
+              <w:rPr>
+                <w:rFonts w:ascii="Helvetica" w:hAnsi="Helvetica" w:eastAsia="Helvetica" w:cs="Helvetica"/>
+                <w:i w:val="false"/>
+                <w:b w:val="false"/>
+                <w:u w:val="none"/>
+                <w:strike w:val="false"/>
+                <w:sz w:val="22"/>
+                <w:szCs w:val="22"/>
+                <w:color w:val="666666"/>
+              </w:rPr>
+              <w:t xml:space="preserve"> (and reciprocal monophyly of </w:t>
+            </w:r>
+            <w:r>
+              <w:rPr>
+                <w:rFonts w:ascii="Helvetica" w:hAnsi="Helvetica" w:eastAsia="Helvetica" w:cs="Helvetica"/>
+                <w:i w:val="true"/>
+                <w:b w:val="false"/>
+                <w:u w:val="none"/>
+                <w:strike w:val="false"/>
+                <w:sz w:val="22"/>
+                <w:szCs w:val="22"/>
+                <w:color w:val="666666"/>
+              </w:rPr>
+              <w:t xml:space="preserve">Genyophryne</w:t>
+            </w:r>
+            <w:r>
+              <w:rPr>
+                <w:rFonts w:ascii="Helvetica" w:hAnsi="Helvetica" w:eastAsia="Helvetica" w:cs="Helvetica"/>
+                <w:i w:val="false"/>
+                <w:b w:val="false"/>
+                <w:u w:val="none"/>
+                <w:strike w:val="false"/>
+                <w:sz w:val="22"/>
+                <w:szCs w:val="22"/>
+                <w:color w:val="666666"/>
+              </w:rPr>
+              <w:t xml:space="preserve"> [</w:t>
+            </w:r>
+            <w:r>
+              <w:rPr>
+                <w:rFonts w:ascii="Helvetica" w:hAnsi="Helvetica" w:eastAsia="Helvetica" w:cs="Helvetica"/>
+                <w:i w:val="true"/>
+                <w:b w:val="false"/>
+                <w:u w:val="none"/>
+                <w:strike w:val="false"/>
+                <w:sz w:val="22"/>
+                <w:szCs w:val="22"/>
+                <w:color w:val="666666"/>
+              </w:rPr>
+              <w:t xml:space="preserve">Genyophryne thomsoni</w:t>
+            </w:r>
+            <w:r>
+              <w:rPr>
+                <w:rFonts w:ascii="Helvetica" w:hAnsi="Helvetica" w:eastAsia="Helvetica" w:cs="Helvetica"/>
+                <w:i w:val="false"/>
+                <w:b w:val="false"/>
+                <w:u w:val="none"/>
+                <w:strike w:val="false"/>
+                <w:sz w:val="22"/>
+                <w:szCs w:val="22"/>
+                <w:color w:val="666666"/>
+              </w:rPr>
+              <w:t xml:space="preserve"> Boulenger, 1890] with respect to </w:t>
+            </w:r>
+            <w:r>
+              <w:rPr>
+                <w:rFonts w:ascii="Helvetica" w:hAnsi="Helvetica" w:eastAsia="Helvetica" w:cs="Helvetica"/>
+                <w:i w:val="true"/>
+                <w:b w:val="false"/>
+                <w:u w:val="none"/>
+                <w:strike w:val="false"/>
+                <w:sz w:val="22"/>
+                <w:szCs w:val="22"/>
+                <w:color w:val="666666"/>
+              </w:rPr>
+              <w:t xml:space="preserve">Liophryne + Oxytactyla + Sphenophryne</w:t>
+            </w:r>
+            <w:r>
+              <w:rPr>
+                <w:rFonts w:ascii="Helvetica" w:hAnsi="Helvetica" w:eastAsia="Helvetica" w:cs="Helvetica"/>
+                <w:i w:val="false"/>
+                <w:b w:val="false"/>
+                <w:u w:val="none"/>
+                <w:strike w:val="false"/>
+                <w:sz w:val="22"/>
+                <w:szCs w:val="22"/>
+                <w:color w:val="666666"/>
+              </w:rPr>
+              <w:t xml:space="preserve">) has not yet been established. </w:t>
+            </w:r>
+            <w:r>
+              <w:rPr>
+                <w:rFonts w:ascii="Helvetica" w:hAnsi="Helvetica" w:eastAsia="Helvetica" w:cs="Helvetica"/>
+                <w:i w:val="true"/>
+                <w:b w:val="false"/>
+                <w:u w:val="none"/>
+                <w:strike w:val="false"/>
+                <w:sz w:val="22"/>
+                <w:szCs w:val="22"/>
+                <w:color w:val="666666"/>
+              </w:rPr>
+              <w:t xml:space="preserve">Austrochaperina</w:t>
+            </w:r>
+            <w:r>
+              <w:rPr>
+                <w:rFonts w:ascii="Helvetica" w:hAnsi="Helvetica" w:eastAsia="Helvetica" w:cs="Helvetica"/>
+                <w:i w:val="false"/>
+                <w:b w:val="false"/>
+                <w:u w:val="none"/>
+                <w:strike w:val="false"/>
+                <w:sz w:val="22"/>
+                <w:szCs w:val="22"/>
+                <w:color w:val="666666"/>
+              </w:rPr>
+              <w:t xml:space="preserve"> is polyphyletic in recent phylogenies with possibly three monophyletic clades that are not sister taxa (Figure @fig-phylo).</w:t>
             </w:r>
           </w:p>
         </w:tc>

--- a/Results/table4.genustypes.docx
+++ b/Results/table4.genustypes.docx
@@ -3062,7 +3062,7 @@
                 <w:szCs w:val="22"/>
                 <w:color w:val="666666"/>
               </w:rPr>
-              <w:t xml:space="preserve"> is polyphyletic in recent phylogenies with possibly three monophyletic clades that are not sister taxa (Figure @fig-phylo).</w:t>
+              <w:t xml:space="preserve"> is polyphyletic in recent phylogenies with possibly three monophyletic clades that are not sister taxa (Figure 2).</w:t>
             </w:r>
           </w:p>
         </w:tc>
